--- a/facilitator-guide-value-stream-map.docx
+++ b/facilitator-guide-value-stream-map.docx
@@ -908,6 +908,122 @@
       </w:r>
       <w:r>
         <w:t xml:space="preserve"> shows who can swarm. Bring the results to retrospectives and the Team Health Check.</w:t>
+      </w:r>
+    </w:p>
+    <w:p>
+      <w:pPr>
+        <w:pStyle w:val="Heading1"/>
+      </w:pPr>
+      <w:r>
+        <w:t xml:space="preserve">Recreate it in your whiteboard</w:t>
+      </w:r>
+    </w:p>
+    <w:p>
+      <w:pPr>
+        <w:pStyle w:val="Small"/>
+      </w:pPr>
+      <w:r>
+        <w:t xml:space="preserve">Paste this into your whiteboard's AI assistant (for example Miro AI or Atlassian Rovo) or a general assistant, to get an editable, native version of the board. Results vary by tool, so expect to tidy it up. For an exact copy, import the SVG as a locked background instead.</w:t>
+      </w:r>
+    </w:p>
+    <w:p>
+      <w:r>
+        <w:t xml:space="preserve">Create an editable whiteboard for “Value Stream Map”, a workshop board.</w:t>
+      </w:r>
+    </w:p>
+    <w:p>
+      <w:r>
+        <w:t xml:space="preserve">Purpose: Map every step from request to customer, see where work waits, and design a faster future state.</w:t>
+      </w:r>
+    </w:p>
+    <w:p>
+      <w:r>
+        <w:t xml:space="preserve">Layout: a wide landscape board (about 16:11). Make one frame per section below, placed as described. In each frame, add the section name as a heading, then its content as short text labels or empty fields to fill in. Leave space in each frame for sticky notes. Use the header colour given. Keep the wording as written and don't add extra content.</w:t>
+      </w:r>
+    </w:p>
+    <w:p>
+      <w:r>
+        <w:t xml:space="preserve">Header fields to fill in: Value Stream, Date</w:t>
+      </w:r>
+    </w:p>
+    <w:p>
+      <w:r>
+        <w:t xml:space="preserve">Sections:</w:t>
+      </w:r>
+    </w:p>
+    <w:p>
+      <w:r>
+        <w:t xml:space="preserve">1. Scope: top full width, about 100% wide and 15% tall; header colour slate grey.</w:t>
+      </w:r>
+    </w:p>
+    <w:p>
+      <w:r>
+        <w:t xml:space="preserve">   Subtitle: One stream, one type of work</w:t>
+      </w:r>
+    </w:p>
+    <w:p>
+      <w:r>
+        <w:t xml:space="preserve">   Content: Starts when: · Ends when: · Unit of work: · Measured over:</w:t>
+      </w:r>
+    </w:p>
+    <w:p>
+      <w:r>
+        <w:t xml:space="preserve">2. Current State: middle full width, about 100% wide and 45% tall; header colour blue.</w:t>
+      </w:r>
+    </w:p>
+    <w:p>
+      <w:r>
+        <w:t xml:space="preserve">   Subtitle: Process steps left to right · waits between them</w:t>
+      </w:r>
+    </w:p>
+    <w:p>
+      <w:r>
+        <w:t xml:space="preserve">   Content: Step 1: · Step 2: · Step 3: · Step 4: · Step 5: · Step 6: · Name: (×6) · Who: (×6) · Work time: (×6) · % complete &amp; accurate: (×6) · People / WIP: (×6) · Timeline:</w:t>
+      </w:r>
+    </w:p>
+    <w:p>
+      <w:r>
+        <w:t xml:space="preserve">3. Totals: bottom full width, about 100% wide and 15% tall; header colour purple.</w:t>
+      </w:r>
+    </w:p>
+    <w:p>
+      <w:r>
+        <w:t xml:space="preserve">   Subtitle: Flow efficiency = work time / lead time</w:t>
+      </w:r>
+    </w:p>
+    <w:p>
+      <w:r>
+        <w:t xml:space="preserve">   Content: Lead time · Work time · Flow efficiency · Biggest wait · Most rework · first step to last · sum of all steps · work / lead × 100 · where and how long · lowest % C&amp;A</w:t>
+      </w:r>
+    </w:p>
+    <w:p>
+      <w:r>
+        <w:t xml:space="preserve">4. Future State Ideas: bottom left, about 65% wide and 20% tall; header colour dark green.</w:t>
+      </w:r>
+    </w:p>
+    <w:p>
+      <w:r>
+        <w:t xml:space="preserve">   Subtitle: Remove waits · reduce hand-offs · build quality in</w:t>
+      </w:r>
+    </w:p>
+    <w:p>
+      <w:r>
+        <w:t xml:space="preserve">5. Improvement Plan: bottom right, about 35% wide and 20% tall; header colour emerald green.</w:t>
+      </w:r>
+    </w:p>
+    <w:p>
+      <w:r>
+        <w:t xml:space="preserve">   Content: Change: · Owner: · Check on:</w:t>
+      </w:r>
+    </w:p>
+    <w:p>
+      <w:r>
+        <w:t xml:space="preserve">Footer questions: “Where does work wait, and why?” “What would it take to halve the lead time?”</w:t>
+      </w:r>
+    </w:p>
+    <w:p>
+      <w:r>
+        <w:t xml:space="preserve">Original board for reference: https://eparker71.github.io/agile-ways-of-working/value-stream-map-board.html</w:t>
       </w:r>
     </w:p>
     <w:p>

--- a/facilitator-guide-value-stream-map.docx
+++ b/facilitator-guide-value-stream-map.docx
@@ -247,7 +247,7 @@
         </w:numPr>
       </w:pPr>
       <w:r>
-        <w:t xml:space="preserve">Print the board at A1 or A3, or load the SVG as a digital background</w:t>
+        <w:t xml:space="preserve">Print the board at A1 or A3 (or 11×17), or load the SVG as a digital background</w:t>
       </w:r>
     </w:p>
     <w:p>
